--- a/ind/docx/20.content.docx
+++ b/ind/docx/20.content.docx
@@ -19,7 +19,7 @@
         <w:rPr>
           <w:lang w:val="id_ID" w:bidi="id_ID"/>
         </w:rPr>
-        <w:t>Resource: Tyndale Open Study Notes</w:t>
+        <w:t>Resource: Aquifer Open Study Notes (Book Intros)</w:t>
       </w:r>
       <w:r>
         <w:rPr>
@@ -112,7 +112,7 @@
         <w:rPr>
           <w:lang w:val="id_ID" w:bidi="id_ID"/>
         </w:rPr>
-        <w:t>Tyndale Open Study Notes</w:t>
+        <w:t>Aquifer Open Study Notes (Book Intros)</w:t>
       </w:r>
     </w:p>
     <w:p>

--- a/ind/docx/20.content.docx
+++ b/ind/docx/20.content.docx
@@ -283,36 +283,24 @@
         </w:rPr>
         <w:t>Kitab Amsal adalah kumpulan peribahasa, nasihat, petunjuk, dan peringatan dari masa Israel kuno. Kitab ini terdiri dari dua bagian utama: dimulai dengan nasihat seorang ayah kepada anaknya (</w:t>
       </w:r>
-      <w:hyperlink r:id="rId13">
-        <w:r>
-          <w:rPr>
-            <w:lang w:val="id_ID" w:bidi="id_ID"/>
-          </w:rPr>
-          <w:rPr>
-            <w:color w:val="0000EE"/>
-            <w:u w:val="single"/>
-          </w:rPr>
-          <w:t>pasal 1–9</w:t>
-        </w:r>
-      </w:hyperlink>
+      <w:r>
+        <w:rPr>
+          <w:lang w:val="id_ID" w:bidi="id_ID"/>
+        </w:rPr>
+        <w:t>pasal 1–9</w:t>
+      </w:r>
       <w:r>
         <w:rPr>
           <w:lang w:val="id_ID" w:bidi="id_ID"/>
         </w:rPr>
         <w:t>). Kemudian dilanjutkan dengan kumpulan peribahasa bijak (</w:t>
       </w:r>
-      <w:hyperlink r:id="rId14">
-        <w:r>
-          <w:rPr>
-            <w:lang w:val="id_ID" w:bidi="id_ID"/>
-          </w:rPr>
-          <w:rPr>
-            <w:color w:val="0000EE"/>
-            <w:u w:val="single"/>
-          </w:rPr>
-          <w:t>pasal 10–31</w:t>
-        </w:r>
-      </w:hyperlink>
+      <w:r>
+        <w:rPr>
+          <w:lang w:val="id_ID" w:bidi="id_ID"/>
+        </w:rPr>
+        <w:t>pasal 10–31</w:t>
+      </w:r>
       <w:r>
         <w:rPr>
           <w:lang w:val="id_ID" w:bidi="id_ID"/>
@@ -400,18 +388,12 @@
         </w:rPr>
         <w:t>demikian si pemalas bagi orang yang menyuruhnya. (</w:t>
       </w:r>
-      <w:hyperlink r:id="rId15">
-        <w:r>
-          <w:rPr>
-            <w:lang w:val="id_ID" w:bidi="id_ID"/>
-          </w:rPr>
-          <w:rPr>
-            <w:color w:val="0000EE"/>
-            <w:u w:val="single"/>
-          </w:rPr>
-          <w:t>Ams. 10:26</w:t>
-        </w:r>
-      </w:hyperlink>
+      <w:r>
+        <w:rPr>
+          <w:lang w:val="id_ID" w:bidi="id_ID"/>
+        </w:rPr>
+        <w:t>Ams. 10:26</w:t>
+      </w:r>
       <w:r>
         <w:rPr>
           <w:lang w:val="id_ID" w:bidi="id_ID"/>
@@ -473,18 +455,12 @@
         </w:rPr>
         <w:t>orang yang berbicara jujur dikasihi-Nya (</w:t>
       </w:r>
-      <w:hyperlink r:id="rId16">
-        <w:r>
-          <w:rPr>
-            <w:lang w:val="id_ID" w:bidi="id_ID"/>
-          </w:rPr>
-          <w:rPr>
-            <w:color w:val="0000EE"/>
-            <w:u w:val="single"/>
-          </w:rPr>
-          <w:t>Ams. 16:13</w:t>
-        </w:r>
-      </w:hyperlink>
+      <w:r>
+        <w:rPr>
+          <w:lang w:val="id_ID" w:bidi="id_ID"/>
+        </w:rPr>
+        <w:t>Ams. 16:13</w:t>
+      </w:r>
       <w:r>
         <w:rPr>
           <w:lang w:val="id_ID" w:bidi="id_ID"/>
@@ -546,18 +522,12 @@
         </w:rPr>
         <w:t>tetapi yang bodoh meruntuhkannya dengan tangannya sendiri. (</w:t>
       </w:r>
-      <w:hyperlink r:id="rId17">
-        <w:r>
-          <w:rPr>
-            <w:lang w:val="id_ID" w:bidi="id_ID"/>
-          </w:rPr>
-          <w:rPr>
-            <w:color w:val="0000EE"/>
-            <w:u w:val="single"/>
-          </w:rPr>
-          <w:t>Ams. 14:1</w:t>
-        </w:r>
-      </w:hyperlink>
+      <w:r>
+        <w:rPr>
+          <w:lang w:val="id_ID" w:bidi="id_ID"/>
+        </w:rPr>
+        <w:t>Ams. 14:1</w:t>
+      </w:r>
       <w:r>
         <w:rPr>
           <w:lang w:val="id_ID" w:bidi="id_ID"/>
@@ -606,18 +576,12 @@
         </w:rPr>
         <w:t>dari pada banyak harta dengan disertai kecemasan (</w:t>
       </w:r>
-      <w:hyperlink r:id="rId18">
-        <w:r>
-          <w:rPr>
-            <w:lang w:val="id_ID" w:bidi="id_ID"/>
-          </w:rPr>
-          <w:rPr>
-            <w:color w:val="0000EE"/>
-            <w:u w:val="single"/>
-          </w:rPr>
-          <w:t>Ams. 15:16</w:t>
-        </w:r>
-      </w:hyperlink>
+      <w:r>
+        <w:rPr>
+          <w:lang w:val="id_ID" w:bidi="id_ID"/>
+        </w:rPr>
+        <w:t>Ams. 15:16</w:t>
+      </w:r>
       <w:r>
         <w:rPr>
           <w:lang w:val="id_ID" w:bidi="id_ID"/>
@@ -663,144 +627,96 @@
         </w:rPr>
         <w:t>Amsal dimulai oleh Salomo (</w:t>
       </w:r>
-      <w:hyperlink r:id="rId19">
-        <w:r>
-          <w:rPr>
-            <w:lang w:val="id_ID" w:bidi="id_ID"/>
-          </w:rPr>
-          <w:rPr>
-            <w:color w:val="0000EE"/>
-            <w:u w:val="single"/>
-          </w:rPr>
-          <w:t>Ams. 1:1</w:t>
-        </w:r>
-      </w:hyperlink>
+      <w:r>
+        <w:rPr>
+          <w:lang w:val="id_ID" w:bidi="id_ID"/>
+        </w:rPr>
+        <w:t>Ams. 1:1</w:t>
+      </w:r>
       <w:r>
         <w:rPr>
           <w:lang w:val="id_ID" w:bidi="id_ID"/>
         </w:rPr>
         <w:t>), seorang raja yang bijaksana (</w:t>
       </w:r>
-      <w:hyperlink r:id="rId20">
-        <w:r>
-          <w:rPr>
-            <w:lang w:val="id_ID" w:bidi="id_ID"/>
-          </w:rPr>
-          <w:rPr>
-            <w:color w:val="0000EE"/>
-            <w:u w:val="single"/>
-          </w:rPr>
-          <w:t>1Raj. 3:5–15</w:t>
-        </w:r>
-      </w:hyperlink>
+      <w:r>
+        <w:rPr>
+          <w:lang w:val="id_ID" w:bidi="id_ID"/>
+        </w:rPr>
+        <w:t>1Raj. 3:5–15</w:t>
+      </w:r>
       <w:r>
         <w:rPr>
           <w:lang w:val="id_ID" w:bidi="id_ID"/>
         </w:rPr>
         <w:t>) yang mengumpulkan dan menyusun pepatah bijak sendiri (</w:t>
       </w:r>
-      <w:hyperlink r:id="rId21">
-        <w:r>
-          <w:rPr>
-            <w:lang w:val="id_ID" w:bidi="id_ID"/>
-          </w:rPr>
-          <w:rPr>
-            <w:color w:val="0000EE"/>
-            <w:u w:val="single"/>
-          </w:rPr>
-          <w:t>1Raj. 4:29–32</w:t>
-        </w:r>
-      </w:hyperlink>
+      <w:r>
+        <w:rPr>
+          <w:lang w:val="id_ID" w:bidi="id_ID"/>
+        </w:rPr>
+        <w:t>1Raj. 4:29–32</w:t>
+      </w:r>
       <w:r>
         <w:rPr>
           <w:lang w:val="id_ID" w:bidi="id_ID"/>
         </w:rPr>
         <w:t>). Materi yang ditulis atau disunting oleh para pengajar kemudian ditambahkan. Misalnya, dua ratus tahun setelah Salomo, “pegawai-pegawai Hizkia, raja Yehuda” mengumpulkan Amsal tambahan dari Salomo dan menambahkannya ke dalam kumpulan sajak ini (</w:t>
       </w:r>
-      <w:hyperlink r:id="rId22">
-        <w:r>
-          <w:rPr>
-            <w:lang w:val="id_ID" w:bidi="id_ID"/>
-          </w:rPr>
-          <w:rPr>
-            <w:color w:val="0000EE"/>
-            <w:u w:val="single"/>
-          </w:rPr>
-          <w:t>Ams. 25:1</w:t>
-        </w:r>
-      </w:hyperlink>
+      <w:r>
+        <w:rPr>
+          <w:lang w:val="id_ID" w:bidi="id_ID"/>
+        </w:rPr>
+        <w:t>Ams. 25:1</w:t>
+      </w:r>
       <w:r>
         <w:rPr>
           <w:lang w:val="id_ID" w:bidi="id_ID"/>
         </w:rPr>
         <w:t>). Penyusun atau penyunting lain yang disebutkan dalam Amsal termasuk Agur (</w:t>
       </w:r>
-      <w:hyperlink r:id="rId23">
-        <w:r>
-          <w:rPr>
-            <w:lang w:val="id_ID" w:bidi="id_ID"/>
-          </w:rPr>
-          <w:rPr>
-            <w:color w:val="0000EE"/>
-            <w:u w:val="single"/>
-          </w:rPr>
-          <w:t>Ams. 30:1</w:t>
-        </w:r>
-      </w:hyperlink>
+      <w:r>
+        <w:rPr>
+          <w:lang w:val="id_ID" w:bidi="id_ID"/>
+        </w:rPr>
+        <w:t>Ams. 30:1</w:t>
+      </w:r>
       <w:r>
         <w:rPr>
           <w:lang w:val="id_ID" w:bidi="id_ID"/>
         </w:rPr>
         <w:t>), Lemuel (</w:t>
       </w:r>
-      <w:hyperlink r:id="rId24">
-        <w:r>
-          <w:rPr>
-            <w:lang w:val="id_ID" w:bidi="id_ID"/>
-          </w:rPr>
-          <w:rPr>
-            <w:color w:val="0000EE"/>
-            <w:u w:val="single"/>
-          </w:rPr>
-          <w:t>Ams. 31:1</w:t>
-        </w:r>
-      </w:hyperlink>
+      <w:r>
+        <w:rPr>
+          <w:lang w:val="id_ID" w:bidi="id_ID"/>
+        </w:rPr>
+        <w:t>Ams. 31:1</w:t>
+      </w:r>
       <w:r>
         <w:rPr>
           <w:lang w:val="id_ID" w:bidi="id_ID"/>
         </w:rPr>
         <w:t>), dan “orang bijak” (</w:t>
       </w:r>
-      <w:hyperlink r:id="rId25">
-        <w:r>
-          <w:rPr>
-            <w:lang w:val="id_ID" w:bidi="id_ID"/>
-          </w:rPr>
-          <w:rPr>
-            <w:color w:val="0000EE"/>
-            <w:u w:val="single"/>
-          </w:rPr>
-          <w:t>Ams. 22:17</w:t>
-        </w:r>
-      </w:hyperlink>
+      <w:r>
+        <w:rPr>
+          <w:lang w:val="id_ID" w:bidi="id_ID"/>
+        </w:rPr>
+        <w:t>Ams. 22:17</w:t>
+      </w:r>
       <w:r>
         <w:rPr>
           <w:lang w:val="id_ID" w:bidi="id_ID"/>
         </w:rPr>
         <w:t xml:space="preserve">; </w:t>
       </w:r>
-      <w:hyperlink r:id="rId26">
-        <w:r>
-          <w:rPr>
-            <w:lang w:val="id_ID" w:bidi="id_ID"/>
-          </w:rPr>
-          <w:rPr>
-            <w:color w:val="0000EE"/>
-            <w:u w:val="single"/>
-          </w:rPr>
-          <w:t>24:23</w:t>
-        </w:r>
-      </w:hyperlink>
+      <w:r>
+        <w:rPr>
+          <w:lang w:val="id_ID" w:bidi="id_ID"/>
+        </w:rPr>
+        <w:t>24:23</w:t>
+      </w:r>
       <w:r>
         <w:rPr>
           <w:lang w:val="id_ID" w:bidi="id_ID"/>
@@ -821,18 +737,12 @@
         </w:rPr>
         <w:t>Beberapa pepatah dipengaruhi oleh negara-negara tetangga, seperti "tiga puluh pepatah" orang bijak (</w:t>
       </w:r>
-      <w:hyperlink r:id="rId27">
-        <w:r>
-          <w:rPr>
-            <w:lang w:val="id_ID" w:bidi="id_ID"/>
-          </w:rPr>
-          <w:rPr>
-            <w:color w:val="0000EE"/>
-            <w:u w:val="single"/>
-          </w:rPr>
-          <w:t>Ams. 22:17–24:22</w:t>
-        </w:r>
-      </w:hyperlink>
+      <w:r>
+        <w:rPr>
+          <w:lang w:val="id_ID" w:bidi="id_ID"/>
+        </w:rPr>
+        <w:t>Ams. 22:17–24:22</w:t>
+      </w:r>
       <w:r>
         <w:rPr>
           <w:lang w:val="id_ID" w:bidi="id_ID"/>
@@ -871,18 +781,12 @@
           <w:lang w:val="id_ID" w:bidi="id_ID"/>
         </w:rPr>
       </w:r>
-      <w:hyperlink r:id="rId28">
-        <w:r>
-          <w:rPr>
-            <w:lang w:val="id_ID" w:bidi="id_ID"/>
-          </w:rPr>
-          <w:rPr>
-            <w:color w:val="0000EE"/>
-            <w:u w:val="single"/>
-          </w:rPr>
-          <w:t>Amsal 1:8–9:18</w:t>
-        </w:r>
-      </w:hyperlink>
+      <w:r>
+        <w:rPr>
+          <w:lang w:val="id_ID" w:bidi="id_ID"/>
+        </w:rPr>
+        <w:t>Amsal 1:8–9:18</w:t>
+      </w:r>
       <w:r>
         <w:rPr>
           <w:lang w:val="id_ID" w:bidi="id_ID"/>
@@ -902,18 +806,12 @@
         </w:rPr>
         <w:t xml:space="preserve"> dari Mesir adalah seorang murid. Namun, kehadiran “ibu” dalam Kitab Amsal (misalnya, </w:t>
       </w:r>
-      <w:hyperlink r:id="rId29">
-        <w:r>
-          <w:rPr>
-            <w:lang w:val="id_ID" w:bidi="id_ID"/>
-          </w:rPr>
-          <w:rPr>
-            <w:color w:val="0000EE"/>
-            <w:u w:val="single"/>
-          </w:rPr>
-          <w:t>Ams. 1:8</w:t>
-        </w:r>
-      </w:hyperlink>
+      <w:r>
+        <w:rPr>
+          <w:lang w:val="id_ID" w:bidi="id_ID"/>
+        </w:rPr>
+        <w:t>Ams. 1:8</w:t>
+      </w:r>
       <w:r>
         <w:rPr>
           <w:lang w:val="id_ID" w:bidi="id_ID"/>
@@ -934,72 +832,48 @@
         </w:rPr>
         <w:t>Banyak dari materi ini lebih relevan untuk pria muda dibandingkan wanita (seperti peringatan untuk menghindari wanita yang tidak bermoral). Namun, Kitab Amsal memiliki audiens yang jauh lebih luas daripada hanya pria muda. Tujuannya adalah untuk mengajarkan kebijaksanaan kepada semua orang (</w:t>
       </w:r>
-      <w:hyperlink r:id="rId30">
-        <w:r>
-          <w:rPr>
-            <w:lang w:val="id_ID" w:bidi="id_ID"/>
-          </w:rPr>
-          <w:rPr>
-            <w:color w:val="0000EE"/>
-            <w:u w:val="single"/>
-          </w:rPr>
-          <w:t>Ams.1:2</w:t>
-        </w:r>
-      </w:hyperlink>
+      <w:r>
+        <w:rPr>
+          <w:lang w:val="id_ID" w:bidi="id_ID"/>
+        </w:rPr>
+        <w:t>Ams.1:2</w:t>
+      </w:r>
       <w:r>
         <w:rPr>
           <w:lang w:val="id_ID" w:bidi="id_ID"/>
         </w:rPr>
         <w:t>), baik kepada mereka yang bersahaja (</w:t>
       </w:r>
-      <w:hyperlink r:id="rId31">
-        <w:r>
-          <w:rPr>
-            <w:lang w:val="id_ID" w:bidi="id_ID"/>
-          </w:rPr>
-          <w:rPr>
-            <w:color w:val="0000EE"/>
-            <w:u w:val="single"/>
-          </w:rPr>
-          <w:t>Ams. 1:4</w:t>
-        </w:r>
-      </w:hyperlink>
+      <w:r>
+        <w:rPr>
+          <w:lang w:val="id_ID" w:bidi="id_ID"/>
+        </w:rPr>
+        <w:t>Ams. 1:4</w:t>
+      </w:r>
       <w:r>
         <w:rPr>
           <w:lang w:val="id_ID" w:bidi="id_ID"/>
         </w:rPr>
         <w:t>) maupun yang bijaksana (</w:t>
       </w:r>
-      <w:hyperlink r:id="rId32">
-        <w:r>
-          <w:rPr>
-            <w:lang w:val="id_ID" w:bidi="id_ID"/>
-          </w:rPr>
-          <w:rPr>
-            <w:color w:val="0000EE"/>
-            <w:u w:val="single"/>
-          </w:rPr>
-          <w:t>Ams. 1:5</w:t>
-        </w:r>
-      </w:hyperlink>
+      <w:r>
+        <w:rPr>
+          <w:lang w:val="id_ID" w:bidi="id_ID"/>
+        </w:rPr>
+        <w:t>Ams. 1:5</w:t>
+      </w:r>
       <w:r>
         <w:rPr>
           <w:lang w:val="id_ID" w:bidi="id_ID"/>
         </w:rPr>
         <w:t>). Kitab Amsal ditujukan untuk semua orang—tetapi tidak semua orang akan menerimanya (</w:t>
       </w:r>
-      <w:hyperlink r:id="rId33">
-        <w:r>
-          <w:rPr>
-            <w:lang w:val="id_ID" w:bidi="id_ID"/>
-          </w:rPr>
-          <w:rPr>
-            <w:color w:val="0000EE"/>
-            <w:u w:val="single"/>
-          </w:rPr>
-          <w:t>Ams. 1:7</w:t>
-        </w:r>
-      </w:hyperlink>
+      <w:r>
+        <w:rPr>
+          <w:lang w:val="id_ID" w:bidi="id_ID"/>
+        </w:rPr>
+        <w:t>Ams. 1:7</w:t>
+      </w:r>
       <w:r>
         <w:rPr>
           <w:lang w:val="id_ID" w:bidi="id_ID"/>
@@ -1059,18 +933,12 @@
         </w:rPr>
         <w:t>Nasihat dari Kitab Amsal terkadang tampak bertentangan, tetapi dengan kebijaksanaan dan pembacaan yang cermat, kita dapat memahami situasi di mana setiap nasihat berlaku. Haruskah kita menanggapi argumen orang bodoh? Atau haruskah kita diam ketika menyadari bahwa kita sedang berdebat dengan orang bodoh (</w:t>
       </w:r>
-      <w:hyperlink r:id="rId34">
-        <w:r>
-          <w:rPr>
-            <w:lang w:val="id_ID" w:bidi="id_ID"/>
-          </w:rPr>
-          <w:rPr>
-            <w:color w:val="0000EE"/>
-            <w:u w:val="single"/>
-          </w:rPr>
-          <w:t>Ams. 26:4–5</w:t>
-        </w:r>
-      </w:hyperlink>
+      <w:r>
+        <w:rPr>
+          <w:lang w:val="id_ID" w:bidi="id_ID"/>
+        </w:rPr>
+        <w:t>Ams. 26:4–5</w:t>
+      </w:r>
       <w:r>
         <w:rPr>
           <w:lang w:val="id_ID" w:bidi="id_ID"/>
@@ -1091,18 +959,12 @@
         </w:rPr>
         <w:t xml:space="preserve">Kebijaksanaan dalam Kitab Amsal bersifat praktis, tetapi pepatahnya menawarkan lebih dari sekadar nasihat yang baik. Kebijaksanaan sejati didasarkan pada hubungan yang penuh iman dan penghormatan kepada Allah, yang merupakan sumber sejati dari semua kebijaksanaan. Pesan ini diungkapkan dalam </w:t>
       </w:r>
-      <w:hyperlink r:id="rId33">
-        <w:r>
-          <w:rPr>
-            <w:lang w:val="id_ID" w:bidi="id_ID"/>
-          </w:rPr>
-          <w:rPr>
-            <w:color w:val="0000EE"/>
-            <w:u w:val="single"/>
-          </w:rPr>
-          <w:t>Ams. 1:7</w:t>
-        </w:r>
-      </w:hyperlink>
+      <w:r>
+        <w:rPr>
+          <w:lang w:val="id_ID" w:bidi="id_ID"/>
+        </w:rPr>
+        <w:t>Ams. 1:7</w:t>
+      </w:r>
       <w:r>
         <w:rPr>
           <w:lang w:val="id_ID" w:bidi="id_ID"/>
